--- a/7-Ansible .docx
+++ b/7-Ansible .docx
@@ -12,6 +12,128 @@
         <w:rPr>
           <w:rFonts w:ascii="Times New Roman" w:hAnsi="Times New Roman" w:cs="Times New Roman"/>
         </w:rPr>
+        <w:t>STEP 1: Configure Ansible Control Node</w:t>
+      </w:r>
+    </w:p>
+    <w:p>
+      <w:pPr>
+        <w:rPr>
+          <w:rFonts w:ascii="Times New Roman" w:hAnsi="Times New Roman" w:cs="Times New Roman"/>
+        </w:rPr>
+      </w:pPr>
+      <w:r>
+        <w:rPr>
+          <w:rFonts w:ascii="Times New Roman" w:hAnsi="Times New Roman" w:cs="Times New Roman"/>
+        </w:rPr>
+        <w:t>The Ansible control node is a system used to connect to and manage Ansible host servers. Proceed with the steps below to set up the control node on the main server:</w:t>
+      </w:r>
+    </w:p>
+    <w:p>
+      <w:pPr>
+        <w:rPr>
+          <w:rFonts w:ascii="Times New Roman" w:hAnsi="Times New Roman" w:cs="Times New Roman"/>
+        </w:rPr>
+      </w:pPr>
+      <w:r>
+        <w:rPr>
+          <w:rFonts w:ascii="Times New Roman" w:hAnsi="Times New Roman" w:cs="Times New Roman"/>
+        </w:rPr>
+        <w:t xml:space="preserve">1. Create an administrator-level user for the control node. Use the </w:t>
+      </w:r>
+      <w:proofErr w:type="spellStart"/>
+      <w:r>
+        <w:rPr>
+          <w:rFonts w:ascii="Times New Roman" w:hAnsi="Times New Roman" w:cs="Times New Roman"/>
+        </w:rPr>
+        <w:t>adduser</w:t>
+      </w:r>
+      <w:proofErr w:type="spellEnd"/>
+      <w:r>
+        <w:rPr>
+          <w:rFonts w:ascii="Times New Roman" w:hAnsi="Times New Roman" w:cs="Times New Roman"/>
+        </w:rPr>
+        <w:t xml:space="preserve"> command:</w:t>
+      </w:r>
+    </w:p>
+    <w:p>
+      <w:pPr>
+        <w:rPr>
+          <w:rFonts w:ascii="Times New Roman" w:hAnsi="Times New Roman" w:cs="Times New Roman"/>
+        </w:rPr>
+      </w:pPr>
+      <w:proofErr w:type="spellStart"/>
+      <w:r>
+        <w:rPr>
+          <w:rFonts w:ascii="Times New Roman" w:hAnsi="Times New Roman" w:cs="Times New Roman"/>
+        </w:rPr>
+        <w:t>sudo</w:t>
+      </w:r>
+      <w:proofErr w:type="spellEnd"/>
+      <w:r>
+        <w:rPr>
+          <w:rFonts w:ascii="Times New Roman" w:hAnsi="Times New Roman" w:cs="Times New Roman"/>
+        </w:rPr>
+        <w:t xml:space="preserve"> </w:t>
+      </w:r>
+      <w:proofErr w:type="spellStart"/>
+      <w:r>
+        <w:rPr>
+          <w:rFonts w:ascii="Times New Roman" w:hAnsi="Times New Roman" w:cs="Times New Roman"/>
+        </w:rPr>
+        <w:t>adduser</w:t>
+      </w:r>
+      <w:proofErr w:type="spellEnd"/>
+      <w:r>
+        <w:rPr>
+          <w:rFonts w:ascii="Times New Roman" w:hAnsi="Times New Roman" w:cs="Times New Roman"/>
+        </w:rPr>
+        <w:t xml:space="preserve"> [username]</w:t>
+      </w:r>
+    </w:p>
+    <w:p>
+      <w:pPr>
+        <w:rPr>
+          <w:rFonts w:ascii="Times New Roman" w:hAnsi="Times New Roman" w:cs="Times New Roman"/>
+        </w:rPr>
+      </w:pPr>
+      <w:r>
+        <w:rPr>
+          <w:rFonts w:ascii="Times New Roman" w:hAnsi="Times New Roman" w:cs="Times New Roman"/>
+        </w:rPr>
+        <w:t>2. When prompted, define a strong account password</w:t>
+      </w:r>
+    </w:p>
+    <w:p>
+      <w:pPr>
+        <w:rPr>
+          <w:rFonts w:ascii="Times New Roman" w:hAnsi="Times New Roman" w:cs="Times New Roman"/>
+        </w:rPr>
+      </w:pPr>
+    </w:p>
+    <w:p>
+      <w:pPr>
+        <w:rPr>
+          <w:rFonts w:ascii="Times New Roman" w:hAnsi="Times New Roman" w:cs="Times New Roman"/>
+        </w:rPr>
+      </w:pPr>
+    </w:p>
+    <w:p>
+      <w:pPr>
+        <w:rPr>
+          <w:rFonts w:ascii="Times New Roman" w:hAnsi="Times New Roman" w:cs="Times New Roman"/>
+        </w:rPr>
+      </w:pPr>
+    </w:p>
+    <w:p>
+      <w:pPr>
+        <w:rPr>
+          <w:rFonts w:ascii="Times New Roman" w:hAnsi="Times New Roman" w:cs="Times New Roman"/>
+        </w:rPr>
+      </w:pPr>
+      <w:r>
+        <w:rPr>
+          <w:rFonts w:ascii="Times New Roman" w:hAnsi="Times New Roman" w:cs="Times New Roman"/>
+        </w:rPr>
         <w:t>Step 1: Install Ansible</w:t>
       </w:r>
     </w:p>
@@ -44,14 +166,40 @@
           <w:rFonts w:ascii="Times New Roman" w:hAnsi="Times New Roman" w:cs="Times New Roman"/>
         </w:rPr>
         <w:br/>
-        <w:t>sudo apt update</w:t>
-      </w:r>
-      <w:r>
-        <w:rPr>
-          <w:rFonts w:ascii="Times New Roman" w:hAnsi="Times New Roman" w:cs="Times New Roman"/>
-        </w:rPr>
-        <w:br/>
-        <w:t>sudo apt install ansible -y</w:t>
+      </w:r>
+      <w:proofErr w:type="spellStart"/>
+      <w:r>
+        <w:rPr>
+          <w:rFonts w:ascii="Times New Roman" w:hAnsi="Times New Roman" w:cs="Times New Roman"/>
+        </w:rPr>
+        <w:t>sudo</w:t>
+      </w:r>
+      <w:proofErr w:type="spellEnd"/>
+      <w:r>
+        <w:rPr>
+          <w:rFonts w:ascii="Times New Roman" w:hAnsi="Times New Roman" w:cs="Times New Roman"/>
+        </w:rPr>
+        <w:t xml:space="preserve"> apt update</w:t>
+      </w:r>
+      <w:r>
+        <w:rPr>
+          <w:rFonts w:ascii="Times New Roman" w:hAnsi="Times New Roman" w:cs="Times New Roman"/>
+        </w:rPr>
+        <w:br/>
+      </w:r>
+      <w:proofErr w:type="spellStart"/>
+      <w:r>
+        <w:rPr>
+          <w:rFonts w:ascii="Times New Roman" w:hAnsi="Times New Roman" w:cs="Times New Roman"/>
+        </w:rPr>
+        <w:t>sudo</w:t>
+      </w:r>
+      <w:proofErr w:type="spellEnd"/>
+      <w:r>
+        <w:rPr>
+          <w:rFonts w:ascii="Times New Roman" w:hAnsi="Times New Roman" w:cs="Times New Roman"/>
+        </w:rPr>
+        <w:t xml:space="preserve"> apt install ansible -y</w:t>
       </w:r>
     </w:p>
     <w:p>
@@ -91,7 +239,20 @@
           <w:rFonts w:ascii="Times New Roman" w:hAnsi="Times New Roman" w:cs="Times New Roman"/>
         </w:rPr>
         <w:br/>
-        <w:t>mkdir ansible-lab</w:t>
+      </w:r>
+      <w:proofErr w:type="spellStart"/>
+      <w:r>
+        <w:rPr>
+          <w:rFonts w:ascii="Times New Roman" w:hAnsi="Times New Roman" w:cs="Times New Roman"/>
+        </w:rPr>
+        <w:t>mkdir</w:t>
+      </w:r>
+      <w:proofErr w:type="spellEnd"/>
+      <w:r>
+        <w:rPr>
+          <w:rFonts w:ascii="Times New Roman" w:hAnsi="Times New Roman" w:cs="Times New Roman"/>
+        </w:rPr>
+        <w:t xml:space="preserve"> ansible-lab</w:t>
       </w:r>
       <w:r>
         <w:rPr>
@@ -145,7 +306,21 @@
           <w:rFonts w:ascii="Times New Roman" w:hAnsi="Times New Roman" w:cs="Times New Roman"/>
         </w:rPr>
         <w:br/>
-        <w:t>localhost ansible_connection=local</w:t>
+        <w:t xml:space="preserve">localhost </w:t>
+      </w:r>
+      <w:proofErr w:type="spellStart"/>
+      <w:r>
+        <w:rPr>
+          <w:rFonts w:ascii="Times New Roman" w:hAnsi="Times New Roman" w:cs="Times New Roman"/>
+        </w:rPr>
+        <w:t>ansible_connection</w:t>
+      </w:r>
+      <w:proofErr w:type="spellEnd"/>
+      <w:r>
+        <w:rPr>
+          <w:rFonts w:ascii="Times New Roman" w:hAnsi="Times New Roman" w:cs="Times New Roman"/>
+        </w:rPr>
+        <w:t>=local</w:t>
       </w:r>
     </w:p>
     <w:p>
@@ -172,8 +347,44 @@
           <w:rFonts w:ascii="Times New Roman" w:hAnsi="Times New Roman" w:cs="Times New Roman"/>
         </w:rPr>
         <w:br/>
-        <w:t>192.168.1.10 ansible_user=ubuntu ansible_ssh_private_key_file=~/.ssh/id_rsa</w:t>
-      </w:r>
+        <w:t xml:space="preserve">192.168.1.10 </w:t>
+      </w:r>
+      <w:proofErr w:type="spellStart"/>
+      <w:r>
+        <w:rPr>
+          <w:rFonts w:ascii="Times New Roman" w:hAnsi="Times New Roman" w:cs="Times New Roman"/>
+        </w:rPr>
+        <w:t>ansible_user</w:t>
+      </w:r>
+      <w:proofErr w:type="spellEnd"/>
+      <w:r>
+        <w:rPr>
+          <w:rFonts w:ascii="Times New Roman" w:hAnsi="Times New Roman" w:cs="Times New Roman"/>
+        </w:rPr>
+        <w:t xml:space="preserve">=ubuntu </w:t>
+      </w:r>
+      <w:proofErr w:type="spellStart"/>
+      <w:r>
+        <w:rPr>
+          <w:rFonts w:ascii="Times New Roman" w:hAnsi="Times New Roman" w:cs="Times New Roman"/>
+        </w:rPr>
+        <w:t>ansible_ssh_private_key_file</w:t>
+      </w:r>
+      <w:proofErr w:type="spellEnd"/>
+      <w:r>
+        <w:rPr>
+          <w:rFonts w:ascii="Times New Roman" w:hAnsi="Times New Roman" w:cs="Times New Roman"/>
+        </w:rPr>
+        <w:t>=~/.ssh/</w:t>
+      </w:r>
+      <w:proofErr w:type="spellStart"/>
+      <w:r>
+        <w:rPr>
+          <w:rFonts w:ascii="Times New Roman" w:hAnsi="Times New Roman" w:cs="Times New Roman"/>
+        </w:rPr>
+        <w:t>id_rsa</w:t>
+      </w:r>
+      <w:proofErr w:type="spellEnd"/>
     </w:p>
     <w:p>
       <w:pPr>
@@ -192,7 +403,21 @@
           <w:rFonts w:ascii="Times New Roman" w:hAnsi="Times New Roman" w:cs="Times New Roman"/>
         </w:rPr>
         <w:br/>
-        <w:t>ansible -i inventory.ini web -m ping</w:t>
+        <w:t>ansible -</w:t>
+      </w:r>
+      <w:proofErr w:type="spellStart"/>
+      <w:r>
+        <w:rPr>
+          <w:rFonts w:ascii="Times New Roman" w:hAnsi="Times New Roman" w:cs="Times New Roman"/>
+        </w:rPr>
+        <w:t>i</w:t>
+      </w:r>
+      <w:proofErr w:type="spellEnd"/>
+      <w:r>
+        <w:rPr>
+          <w:rFonts w:ascii="Times New Roman" w:hAnsi="Times New Roman" w:cs="Times New Roman"/>
+        </w:rPr>
+        <w:t xml:space="preserve"> inventory.ini web -m ping</w:t>
       </w:r>
     </w:p>
     <w:p>
@@ -245,7 +470,21 @@
           <w:rFonts w:ascii="Times New Roman" w:hAnsi="Times New Roman" w:cs="Times New Roman"/>
         </w:rPr>
         <w:br/>
-        <w:t>ansible -i inventory.ini web -m apt -a "name=nginx state=present" --become</w:t>
+        <w:t>ansible -</w:t>
+      </w:r>
+      <w:proofErr w:type="spellStart"/>
+      <w:r>
+        <w:rPr>
+          <w:rFonts w:ascii="Times New Roman" w:hAnsi="Times New Roman" w:cs="Times New Roman"/>
+        </w:rPr>
+        <w:t>i</w:t>
+      </w:r>
+      <w:proofErr w:type="spellEnd"/>
+      <w:r>
+        <w:rPr>
+          <w:rFonts w:ascii="Times New Roman" w:hAnsi="Times New Roman" w:cs="Times New Roman"/>
+        </w:rPr>
+        <w:t xml:space="preserve"> inventory.ini web -m apt -a "name=nginx state=present" --become</w:t>
       </w:r>
     </w:p>
     <w:p>
@@ -265,19 +504,62 @@
           <w:rFonts w:ascii="Times New Roman" w:hAnsi="Times New Roman" w:cs="Times New Roman"/>
         </w:rPr>
         <w:br/>
-        <w:t>ansible -i inventory.ini web -m command -a "uptime"</w:t>
-      </w:r>
-    </w:p>
-    <w:p>
-      <w:pPr>
-        <w:rPr>
-          <w:rFonts w:ascii="Times New Roman" w:hAnsi="Times New Roman" w:cs="Times New Roman"/>
-        </w:rPr>
-      </w:pPr>
-      <w:r>
-        <w:rPr>
-          <w:rFonts w:ascii="Times New Roman" w:hAnsi="Times New Roman" w:cs="Times New Roman"/>
-        </w:rPr>
+        <w:t>ansible -</w:t>
+      </w:r>
+      <w:proofErr w:type="spellStart"/>
+      <w:r>
+        <w:rPr>
+          <w:rFonts w:ascii="Times New Roman" w:hAnsi="Times New Roman" w:cs="Times New Roman"/>
+        </w:rPr>
+        <w:t>i</w:t>
+      </w:r>
+      <w:proofErr w:type="spellEnd"/>
+      <w:r>
+        <w:rPr>
+          <w:rFonts w:ascii="Times New Roman" w:hAnsi="Times New Roman" w:cs="Times New Roman"/>
+        </w:rPr>
+        <w:t xml:space="preserve"> inventory.ini web -m command -</w:t>
+      </w:r>
+      <w:proofErr w:type="gramStart"/>
+      <w:r>
+        <w:rPr>
+          <w:rFonts w:ascii="Times New Roman" w:hAnsi="Times New Roman" w:cs="Times New Roman"/>
+        </w:rPr>
+        <w:t>a</w:t>
+      </w:r>
+      <w:proofErr w:type="gramEnd"/>
+      <w:r>
+        <w:rPr>
+          <w:rFonts w:ascii="Times New Roman" w:hAnsi="Times New Roman" w:cs="Times New Roman"/>
+        </w:rPr>
+        <w:t xml:space="preserve"> "uptime"</w:t>
+      </w:r>
+    </w:p>
+    <w:p>
+      <w:pPr>
+        <w:rPr>
+          <w:rFonts w:ascii="Times New Roman" w:hAnsi="Times New Roman" w:cs="Times New Roman"/>
+        </w:rPr>
+      </w:pPr>
+    </w:p>
+    <w:p>
+      <w:pPr>
+        <w:rPr>
+          <w:rFonts w:ascii="Times New Roman" w:hAnsi="Times New Roman" w:cs="Times New Roman"/>
+        </w:rPr>
+      </w:pPr>
+    </w:p>
+    <w:p>
+      <w:pPr>
+        <w:rPr>
+          <w:rFonts w:ascii="Times New Roman" w:hAnsi="Times New Roman" w:cs="Times New Roman"/>
+        </w:rPr>
+      </w:pPr>
+      <w:r>
+        <w:rPr>
+          <w:rFonts w:ascii="Times New Roman" w:hAnsi="Times New Roman" w:cs="Times New Roman"/>
+        </w:rPr>
+        <w:lastRenderedPageBreak/>
         <w:t>Step 6: Create Playbook</w:t>
       </w:r>
       <w:r>
@@ -285,8 +567,23 @@
           <w:rFonts w:ascii="Times New Roman" w:hAnsi="Times New Roman" w:cs="Times New Roman"/>
         </w:rPr>
         <w:br/>
-        <w:t>nano playbook.yml</w:t>
-      </w:r>
+        <w:t xml:space="preserve">nano </w:t>
+      </w:r>
+      <w:proofErr w:type="spellStart"/>
+      <w:r>
+        <w:rPr>
+          <w:rFonts w:ascii="Times New Roman" w:hAnsi="Times New Roman" w:cs="Times New Roman"/>
+        </w:rPr>
+        <w:t>playbook.yml</w:t>
+      </w:r>
+      <w:proofErr w:type="spellEnd"/>
+    </w:p>
+    <w:p>
+      <w:pPr>
+        <w:rPr>
+          <w:rFonts w:ascii="Times New Roman" w:hAnsi="Times New Roman" w:cs="Times New Roman"/>
+        </w:rPr>
+      </w:pPr>
     </w:p>
     <w:p>
       <w:pPr>
@@ -391,7 +688,20 @@
           <w:rFonts w:ascii="Times New Roman" w:hAnsi="Times New Roman" w:cs="Times New Roman"/>
         </w:rPr>
         <w:br/>
-        <w:t xml:space="preserve">update_cache: yes </w:t>
+      </w:r>
+      <w:proofErr w:type="spellStart"/>
+      <w:r>
+        <w:rPr>
+          <w:rFonts w:ascii="Times New Roman" w:hAnsi="Times New Roman" w:cs="Times New Roman"/>
+        </w:rPr>
+        <w:t>update_cache</w:t>
+      </w:r>
+      <w:proofErr w:type="spellEnd"/>
+      <w:r>
+        <w:rPr>
+          <w:rFonts w:ascii="Times New Roman" w:hAnsi="Times New Roman" w:cs="Times New Roman"/>
+        </w:rPr>
+        <w:t xml:space="preserve">: yes </w:t>
       </w:r>
     </w:p>
     <w:p>
@@ -422,12 +732,6 @@
           <w:rFonts w:ascii="Times New Roman" w:hAnsi="Times New Roman" w:cs="Times New Roman"/>
         </w:rPr>
         <w:br/>
-      </w:r>
-      <w:r>
-        <w:rPr>
-          <w:rFonts w:ascii="Times New Roman" w:hAnsi="Times New Roman" w:cs="Times New Roman"/>
-        </w:rPr>
-        <w:lastRenderedPageBreak/>
         <w:t>name: nginx</w:t>
       </w:r>
       <w:r>
@@ -455,8 +759,30 @@
           <w:rFonts w:ascii="Times New Roman" w:hAnsi="Times New Roman" w:cs="Times New Roman"/>
         </w:rPr>
         <w:br/>
-        <w:t>ansible-playbook -i inventory.ini playbook.yml</w:t>
-      </w:r>
+        <w:t>ansible-playbook -</w:t>
+      </w:r>
+      <w:proofErr w:type="spellStart"/>
+      <w:r>
+        <w:rPr>
+          <w:rFonts w:ascii="Times New Roman" w:hAnsi="Times New Roman" w:cs="Times New Roman"/>
+        </w:rPr>
+        <w:t>i</w:t>
+      </w:r>
+      <w:proofErr w:type="spellEnd"/>
+      <w:r>
+        <w:rPr>
+          <w:rFonts w:ascii="Times New Roman" w:hAnsi="Times New Roman" w:cs="Times New Roman"/>
+        </w:rPr>
+        <w:t xml:space="preserve"> inventory.ini </w:t>
+      </w:r>
+      <w:proofErr w:type="spellStart"/>
+      <w:r>
+        <w:rPr>
+          <w:rFonts w:ascii="Times New Roman" w:hAnsi="Times New Roman" w:cs="Times New Roman"/>
+        </w:rPr>
+        <w:t>playbook.yml</w:t>
+      </w:r>
+      <w:proofErr w:type="spellEnd"/>
     </w:p>
     <w:p>
       <w:pPr>
@@ -516,8 +842,30 @@
           <w:rFonts w:ascii="Times New Roman" w:hAnsi="Times New Roman" w:cs="Times New Roman"/>
         </w:rPr>
         <w:br/>
-        <w:t>ansible-playbook -i inventory.ini playbook.yml</w:t>
-      </w:r>
+        <w:t>ansible-playbook -</w:t>
+      </w:r>
+      <w:proofErr w:type="spellStart"/>
+      <w:r>
+        <w:rPr>
+          <w:rFonts w:ascii="Times New Roman" w:hAnsi="Times New Roman" w:cs="Times New Roman"/>
+        </w:rPr>
+        <w:t>i</w:t>
+      </w:r>
+      <w:proofErr w:type="spellEnd"/>
+      <w:r>
+        <w:rPr>
+          <w:rFonts w:ascii="Times New Roman" w:hAnsi="Times New Roman" w:cs="Times New Roman"/>
+        </w:rPr>
+        <w:t xml:space="preserve"> inventory.ini </w:t>
+      </w:r>
+      <w:proofErr w:type="spellStart"/>
+      <w:r>
+        <w:rPr>
+          <w:rFonts w:ascii="Times New Roman" w:hAnsi="Times New Roman" w:cs="Times New Roman"/>
+        </w:rPr>
+        <w:t>playbook.yml</w:t>
+      </w:r>
+      <w:proofErr w:type="spellEnd"/>
     </w:p>
     <w:p>
       <w:pPr>
@@ -638,7 +986,20 @@
           <w:rFonts w:ascii="Times New Roman" w:hAnsi="Times New Roman" w:cs="Times New Roman"/>
         </w:rPr>
         <w:br/>
-        <w:t xml:space="preserve">dest: /home/ubuntu/testfile.txt </w:t>
+      </w:r>
+      <w:proofErr w:type="spellStart"/>
+      <w:r>
+        <w:rPr>
+          <w:rFonts w:ascii="Times New Roman" w:hAnsi="Times New Roman" w:cs="Times New Roman"/>
+        </w:rPr>
+        <w:t>dest</w:t>
+      </w:r>
+      <w:proofErr w:type="spellEnd"/>
+      <w:r>
+        <w:rPr>
+          <w:rFonts w:ascii="Times New Roman" w:hAnsi="Times New Roman" w:cs="Times New Roman"/>
+        </w:rPr>
+        <w:t xml:space="preserve">: /home/ubuntu/testfile.txt </w:t>
       </w:r>
     </w:p>
     <w:p>
@@ -671,19 +1032,48 @@
           <w:rFonts w:ascii="Times New Roman" w:hAnsi="Times New Roman" w:cs="Times New Roman"/>
         </w:rPr>
         <w:br/>
-        <w:t>ansible -i inventory.ini web -a "df -h"</w:t>
-      </w:r>
-    </w:p>
-    <w:p>
-      <w:pPr>
-        <w:rPr>
-          <w:rFonts w:ascii="Times New Roman" w:hAnsi="Times New Roman" w:cs="Times New Roman"/>
-        </w:rPr>
-      </w:pPr>
-      <w:r>
-        <w:rPr>
-          <w:rFonts w:ascii="Times New Roman" w:hAnsi="Times New Roman" w:cs="Times New Roman"/>
-        </w:rPr>
+        <w:t>ansible -</w:t>
+      </w:r>
+      <w:proofErr w:type="spellStart"/>
+      <w:r>
+        <w:rPr>
+          <w:rFonts w:ascii="Times New Roman" w:hAnsi="Times New Roman" w:cs="Times New Roman"/>
+        </w:rPr>
+        <w:t>i</w:t>
+      </w:r>
+      <w:proofErr w:type="spellEnd"/>
+      <w:r>
+        <w:rPr>
+          <w:rFonts w:ascii="Times New Roman" w:hAnsi="Times New Roman" w:cs="Times New Roman"/>
+        </w:rPr>
+        <w:t xml:space="preserve"> inventory.ini web -a "</w:t>
+      </w:r>
+      <w:proofErr w:type="spellStart"/>
+      <w:r>
+        <w:rPr>
+          <w:rFonts w:ascii="Times New Roman" w:hAnsi="Times New Roman" w:cs="Times New Roman"/>
+        </w:rPr>
+        <w:t>df</w:t>
+      </w:r>
+      <w:proofErr w:type="spellEnd"/>
+      <w:r>
+        <w:rPr>
+          <w:rFonts w:ascii="Times New Roman" w:hAnsi="Times New Roman" w:cs="Times New Roman"/>
+        </w:rPr>
+        <w:t xml:space="preserve"> -h"</w:t>
+      </w:r>
+    </w:p>
+    <w:p>
+      <w:pPr>
+        <w:rPr>
+          <w:rFonts w:ascii="Times New Roman" w:hAnsi="Times New Roman" w:cs="Times New Roman"/>
+        </w:rPr>
+      </w:pPr>
+      <w:r>
+        <w:rPr>
+          <w:rFonts w:ascii="Times New Roman" w:hAnsi="Times New Roman" w:cs="Times New Roman"/>
+        </w:rPr>
+        <w:lastRenderedPageBreak/>
         <w:t>Run shell command:</w:t>
       </w:r>
       <w:r>
@@ -691,7 +1081,35 @@
           <w:rFonts w:ascii="Times New Roman" w:hAnsi="Times New Roman" w:cs="Times New Roman"/>
         </w:rPr>
         <w:br/>
-        <w:t>ansible -i inventory.ini web -m shell -a "echo Hello World"</w:t>
+        <w:t>ansible -</w:t>
+      </w:r>
+      <w:proofErr w:type="spellStart"/>
+      <w:r>
+        <w:rPr>
+          <w:rFonts w:ascii="Times New Roman" w:hAnsi="Times New Roman" w:cs="Times New Roman"/>
+        </w:rPr>
+        <w:t>i</w:t>
+      </w:r>
+      <w:proofErr w:type="spellEnd"/>
+      <w:r>
+        <w:rPr>
+          <w:rFonts w:ascii="Times New Roman" w:hAnsi="Times New Roman" w:cs="Times New Roman"/>
+        </w:rPr>
+        <w:t xml:space="preserve"> inventory.ini web -m shell -</w:t>
+      </w:r>
+      <w:proofErr w:type="gramStart"/>
+      <w:r>
+        <w:rPr>
+          <w:rFonts w:ascii="Times New Roman" w:hAnsi="Times New Roman" w:cs="Times New Roman"/>
+        </w:rPr>
+        <w:t>a</w:t>
+      </w:r>
+      <w:proofErr w:type="gramEnd"/>
+      <w:r>
+        <w:rPr>
+          <w:rFonts w:ascii="Times New Roman" w:hAnsi="Times New Roman" w:cs="Times New Roman"/>
+        </w:rPr>
+        <w:t xml:space="preserve"> "echo Hello World"</w:t>
       </w:r>
     </w:p>
     <w:p>
@@ -871,8 +1289,13 @@
     <w:pPr>
       <w:pStyle w:val="Header"/>
     </w:pPr>
+    <w:proofErr w:type="spellStart"/>
     <w:r>
-      <w:t xml:space="preserve">Devops </w:t>
+      <w:t>Devops</w:t>
+    </w:r>
+    <w:proofErr w:type="spellEnd"/>
+    <w:r>
+      <w:t xml:space="preserve"> </w:t>
     </w:r>
   </w:p>
 </w:hdr>
@@ -1790,6 +2213,7 @@
   <w:style w:type="character" w:default="1" w:styleId="DefaultParagraphFont">
     <w:name w:val="Default Paragraph Font"/>
     <w:uiPriority w:val="1"/>
+    <w:semiHidden/>
     <w:unhideWhenUsed/>
   </w:style>
   <w:style w:type="table" w:default="1" w:styleId="TableNormal">
